--- a/export/pieces/note-juridique-arrete-adn.docx
+++ b/export/pieces/note-juridique-arrete-adn.docx
@@ -34,6 +34,69 @@
       </w:pPr>
       <w:r>
         <w:t>Note juridique — l'arrêté ADN canin : ce qui a fait annuler Béziers, et la recette pour un arrêté qui tient (29/09/2026)</w:t>
+      </w:r>
+    </w:p>
+    <w:p>
+      <w:pPr>
+        <w:pStyle w:val="Heading2"/>
+      </w:pPr>
+      <w:r>
+        <w:t>Sommaire</w:t>
+      </w:r>
+    </w:p>
+    <w:p>
+      <w:pPr>
+        <w:pStyle w:val="ListBullet"/>
+      </w:pPr>
+      <w:r>
+        <w:rPr>
+          <w:b w:val="0"/>
+        </w:rPr>
+        <w:t>1. Les faits de Béziers, précisément</w:t>
+      </w:r>
+    </w:p>
+    <w:p>
+      <w:pPr>
+        <w:pStyle w:val="ListBullet"/>
+      </w:pPr>
+      <w:r>
+        <w:rPr>
+          <w:b w:val="0"/>
+        </w:rPr>
+        <w:t>2. Le point qui change tout pour Paris</w:t>
+      </w:r>
+    </w:p>
+    <w:p>
+      <w:pPr>
+        <w:pStyle w:val="ListBullet"/>
+      </w:pPr>
+      <w:r>
+        <w:rPr>
+          <w:b w:val="0"/>
+        </w:rPr>
+        <w:t>3. La recette pour un arrêté qui survit à un recours (déduite du jugement de Béziers)</w:t>
+      </w:r>
+    </w:p>
+    <w:p>
+      <w:pPr>
+        <w:pStyle w:val="ListBullet"/>
+      </w:pPr>
+      <w:r>
+        <w:rPr>
+          <w:b w:val="0"/>
+        </w:rPr>
+        <w:t>4. Ce que ça implique pour le projet « chien citoyen »</w:t>
+      </w:r>
+    </w:p>
+    <w:p>
+      <w:pPr>
+        <w:pStyle w:val="ListBullet"/>
+      </w:pPr>
+      <w:r>
+        <w:rPr>
+          <w:b w:val="0"/>
+        </w:rPr>
+        <w:t>Sources</w:t>
       </w:r>
     </w:p>
     <w:p>
